--- a/content/website-content.docx
+++ b/content/website-content.docx
@@ -181,7 +181,7 @@
           <w:sz w:val="20"/>
           <w:szCs w:val="20"/>
         </w:rPr>
-        <w:t xml:space="preserve">Publishing replaces all previous in-browser edits made with the website’s floating Edit button, so this document always wins.</w:t>
+        <w:t xml:space="preserve">Publishing regenerates the entire site from this document, so this document always wins.</w:t>
       </w:r>
     </w:p>
     <w:p>

--- a/content/website-content.docx
+++ b/content/website-content.docx
@@ -7160,7 +7160,7 @@
                 <w:sz w:val="21"/>
                 <w:szCs w:val="21"/>
               </w:rPr>
-              <w:t xml:space="preserve">AI and accessibility strategist focused on inclusive innovation and real-world impact.</w:t>
+              <w:t xml:space="preserve">AI &amp; accessibility innovator focused on inclusive access and real-world impact.</w:t>
             </w:r>
           </w:p>
         </w:tc>
